--- a/docs/research/RESEARCH-anthropics-skills-2026-07-12.docx
+++ b/docs/research/RESEARCH-anthropics-skills-2026-07-12.docx
@@ -7318,6 +7318,30 @@
         <w:t>PHẦN 3 — TRẠNG THÁI ÁP DỤNG</w:t>
       </w:r>
     </w:p>
+    <w:p>
+      <w:pPr>
+        <w:spacing w:after="80"/>
+      </w:pPr>
+      <w:r>
+        <w:rPr>
+          <w:sz w:val="21"/>
+        </w:rPr>
+        <w:t xml:space="preserve">User xác nhận trực tiếp (qua AskUserQuestion, ngày 2026-07-12): </w:t>
+      </w:r>
+      <w:r>
+        <w:rPr>
+          <w:b/>
+          <w:sz w:val="21"/>
+        </w:rPr>
+        <w:t>áp dụng tất cả S1-S6</w:t>
+      </w:r>
+      <w:r>
+        <w:rPr>
+          <w:sz w:val="21"/>
+        </w:rPr>
+        <w:t>.</w:t>
+      </w:r>
+    </w:p>
     <w:tbl>
       <w:tblPr>
         <w:tblStyle w:val="TableGrid"/>
@@ -7569,7 +7593,7 @@
               <w:rPr>
                 <w:sz w:val="20"/>
               </w:rPr>
-              <w:t>Chờ user xác nhận</w:t>
+              <w:t>✅ Đã áp dụng</w:t>
             </w:r>
           </w:p>
         </w:tc>
@@ -7589,7 +7613,7 @@
               <w:rPr>
                 <w:sz w:val="20"/>
               </w:rPr>
-              <w:t>—</w:t>
+              <w:t>7/7 file</w:t>
             </w:r>
           </w:p>
         </w:tc>
@@ -7648,7 +7672,7 @@
               <w:rPr>
                 <w:sz w:val="20"/>
               </w:rPr>
-              <w:t>Chờ user xác nhận</w:t>
+              <w:t>✅ Đã áp dụng</w:t>
             </w:r>
           </w:p>
         </w:tc>
@@ -7729,7 +7753,7 @@
               <w:rPr>
                 <w:sz w:val="20"/>
               </w:rPr>
-              <w:t>Chờ user xác nhận</w:t>
+              <w:t>✅ Đã áp dụng</w:t>
             </w:r>
           </w:p>
         </w:tc>
@@ -7747,9 +7771,39 @@
           <w:p>
             <w:r>
               <w:rPr>
-                <w:sz w:val="20"/>
-              </w:rPr>
-              <w:t>—</w:t>
+                <w:rFonts w:ascii="Courier New" w:hAnsi="Courier New"/>
+                <w:color w:val="F05922"/>
+                <w:sz w:val="20"/>
+              </w:rPr>
+              <w:t>scope-check.md</w:t>
+            </w:r>
+            <w:r>
+              <w:rPr>
+                <w:sz w:val="20"/>
+              </w:rPr>
+              <w:t xml:space="preserve">, </w:t>
+            </w:r>
+            <w:r>
+              <w:rPr>
+                <w:rFonts w:ascii="Courier New" w:hAnsi="Courier New"/>
+                <w:color w:val="F05922"/>
+                <w:sz w:val="20"/>
+              </w:rPr>
+              <w:t>skill-trigger-test.md</w:t>
+            </w:r>
+            <w:r>
+              <w:rPr>
+                <w:sz w:val="20"/>
+              </w:rPr>
+              <w:t xml:space="preserve">, </w:t>
+            </w:r>
+            <w:r>
+              <w:rPr>
+                <w:rFonts w:ascii="Courier New" w:hAnsi="Courier New"/>
+                <w:color w:val="F05922"/>
+                <w:sz w:val="20"/>
+              </w:rPr>
+              <w:t>writing-agent-skill.md</w:t>
             </w:r>
           </w:p>
         </w:tc>
@@ -7808,7 +7862,7 @@
               <w:rPr>
                 <w:sz w:val="20"/>
               </w:rPr>
-              <w:t>Chờ user xác nhận</w:t>
+              <w:t>✅ Đã áp dụng</w:t>
             </w:r>
           </w:p>
         </w:tc>
@@ -7825,9 +7879,39 @@
           <w:p>
             <w:r>
               <w:rPr>
-                <w:sz w:val="20"/>
-              </w:rPr>
-              <w:t>—</w:t>
+                <w:rFonts w:ascii="Courier New" w:hAnsi="Courier New"/>
+                <w:color w:val="F05922"/>
+                <w:sz w:val="20"/>
+              </w:rPr>
+              <w:t>kztek-brand-info.md</w:t>
+            </w:r>
+            <w:r>
+              <w:rPr>
+                <w:sz w:val="20"/>
+              </w:rPr>
+              <w:t xml:space="preserve">, </w:t>
+            </w:r>
+            <w:r>
+              <w:rPr>
+                <w:rFonts w:ascii="Courier New" w:hAnsi="Courier New"/>
+                <w:color w:val="F05922"/>
+                <w:sz w:val="20"/>
+              </w:rPr>
+              <w:t>skill-trigger-test.md</w:t>
+            </w:r>
+            <w:r>
+              <w:rPr>
+                <w:sz w:val="20"/>
+              </w:rPr>
+              <w:t xml:space="preserve">, </w:t>
+            </w:r>
+            <w:r>
+              <w:rPr>
+                <w:rFonts w:ascii="Courier New" w:hAnsi="Courier New"/>
+                <w:color w:val="F05922"/>
+                <w:sz w:val="20"/>
+              </w:rPr>
+              <w:t>writing-agent-skill.md</w:t>
             </w:r>
           </w:p>
         </w:tc>
@@ -7889,7 +7973,7 @@
               <w:rPr>
                 <w:sz w:val="20"/>
               </w:rPr>
-              <w:t>Chờ user xác nhận</w:t>
+              <w:t>✅ Đã áp dụng</w:t>
             </w:r>
           </w:p>
         </w:tc>
@@ -7909,7 +7993,15 @@
               <w:rPr>
                 <w:sz w:val="20"/>
               </w:rPr>
-              <w:t>—</w:t>
+              <w:t xml:space="preserve">Bước 6 mới trong </w:t>
+            </w:r>
+            <w:r>
+              <w:rPr>
+                <w:rFonts w:ascii="Courier New" w:hAnsi="Courier New"/>
+                <w:color w:val="F05922"/>
+                <w:sz w:val="20"/>
+              </w:rPr>
+              <w:t>writing-agent-skill.md</w:t>
             </w:r>
           </w:p>
         </w:tc>
@@ -7968,7 +8060,7 @@
               <w:rPr>
                 <w:sz w:val="20"/>
               </w:rPr>
-              <w:t>Chờ user xác nhận</w:t>
+              <w:t>✅ Đã áp dụng</w:t>
             </w:r>
           </w:p>
         </w:tc>
@@ -7987,13 +8079,175 @@
               <w:rPr>
                 <w:sz w:val="20"/>
               </w:rPr>
-              <w:t>—</w:t>
+              <w:t xml:space="preserve">Mục mới trong </w:t>
+            </w:r>
+            <w:r>
+              <w:rPr>
+                <w:rFonts w:ascii="Courier New" w:hAnsi="Courier New"/>
+                <w:color w:val="F05922"/>
+                <w:sz w:val="20"/>
+              </w:rPr>
+              <w:t>writing-agent-skill.md</w:t>
             </w:r>
           </w:p>
         </w:tc>
       </w:tr>
     </w:tbl>
     <w:p/>
+    <w:p>
+      <w:pPr>
+        <w:spacing w:after="80"/>
+      </w:pPr>
+      <w:r>
+        <w:rPr>
+          <w:i/>
+          <w:sz w:val="21"/>
+        </w:rPr>
+      </w:r>
+      <w:r>
+        <w:rPr>
+          <w:i/>
+          <w:sz w:val="21"/>
+        </w:rPr>
+        <w:t>File đã sửa (7/7 `.claude/commands/</w:t>
+      </w:r>
+      <w:r>
+        <w:rPr>
+          <w:sz w:val="21"/>
+        </w:rPr>
+        <w:t>.md</w:t>
+      </w:r>
+      <w:r>
+        <w:rPr>
+          <w:rFonts w:ascii="Courier New" w:hAnsi="Courier New"/>
+          <w:color w:val="F05922"/>
+          <w:sz w:val="18"/>
+        </w:rPr>
+        <w:t xml:space="preserve">):** </w:t>
+      </w:r>
+      <w:r>
+        <w:rPr>
+          <w:sz w:val="21"/>
+        </w:rPr>
+        <w:t>security-audit-stride.md</w:t>
+      </w:r>
+      <w:r>
+        <w:rPr>
+          <w:rFonts w:ascii="Courier New" w:hAnsi="Courier New"/>
+          <w:color w:val="F05922"/>
+          <w:sz w:val="18"/>
+        </w:rPr>
+        <w:t xml:space="preserve">, </w:t>
+      </w:r>
+      <w:r>
+        <w:rPr>
+          <w:sz w:val="21"/>
+        </w:rPr>
+        <w:t>ship.md</w:t>
+      </w:r>
+      <w:r>
+        <w:rPr>
+          <w:rFonts w:ascii="Courier New" w:hAnsi="Courier New"/>
+          <w:color w:val="F05922"/>
+          <w:sz w:val="18"/>
+        </w:rPr>
+        <w:t xml:space="preserve">, </w:t>
+      </w:r>
+      <w:r>
+        <w:rPr>
+          <w:sz w:val="21"/>
+        </w:rPr>
+        <w:t>verify-pr.md</w:t>
+      </w:r>
+      <w:r>
+        <w:rPr>
+          <w:rFonts w:ascii="Courier New" w:hAnsi="Courier New"/>
+          <w:color w:val="F05922"/>
+          <w:sz w:val="18"/>
+        </w:rPr>
+        <w:t xml:space="preserve">, </w:t>
+      </w:r>
+      <w:r>
+        <w:rPr>
+          <w:sz w:val="21"/>
+        </w:rPr>
+        <w:t>scope-check.md</w:t>
+      </w:r>
+      <w:r>
+        <w:rPr>
+          <w:rFonts w:ascii="Courier New" w:hAnsi="Courier New"/>
+          <w:color w:val="F05922"/>
+          <w:sz w:val="18"/>
+        </w:rPr>
+        <w:t xml:space="preserve">, </w:t>
+      </w:r>
+      <w:r>
+        <w:rPr>
+          <w:sz w:val="21"/>
+        </w:rPr>
+        <w:t>skill-trigger-test.md</w:t>
+      </w:r>
+      <w:r>
+        <w:rPr>
+          <w:rFonts w:ascii="Courier New" w:hAnsi="Courier New"/>
+          <w:color w:val="F05922"/>
+          <w:sz w:val="18"/>
+        </w:rPr>
+        <w:t xml:space="preserve">, </w:t>
+      </w:r>
+      <w:r>
+        <w:rPr>
+          <w:sz w:val="21"/>
+        </w:rPr>
+        <w:t>kztek-brand-info.md</w:t>
+      </w:r>
+      <w:r>
+        <w:rPr>
+          <w:rFonts w:ascii="Courier New" w:hAnsi="Courier New"/>
+          <w:color w:val="F05922"/>
+          <w:sz w:val="18"/>
+        </w:rPr>
+        <w:t xml:space="preserve">, </w:t>
+      </w:r>
+      <w:r>
+        <w:rPr>
+          <w:sz w:val="21"/>
+        </w:rPr>
+        <w:t>writing-agent-skill.md`.</w:t>
+      </w:r>
+    </w:p>
+    <w:p>
+      <w:pPr>
+        <w:spacing w:after="80"/>
+      </w:pPr>
+      <w:r>
+        <w:rPr>
+          <w:b/>
+          <w:sz w:val="21"/>
+        </w:rPr>
+        <w:t>Ngày áp dụng:</w:t>
+      </w:r>
+      <w:r>
+        <w:rPr>
+          <w:sz w:val="21"/>
+        </w:rPr>
+        <w:t xml:space="preserve"> 2026-07-12, trên nhánh </w:t>
+      </w:r>
+      <w:r>
+        <w:rPr>
+          <w:rFonts w:ascii="Courier New" w:hAnsi="Courier New"/>
+          <w:color w:val="F05922"/>
+          <w:sz w:val="18"/>
+        </w:rPr>
+        <w:t>research/anthropics-skills-2026-07-12</w:t>
+      </w:r>
+      <w:r>
+        <w:rPr>
+          <w:sz w:val="21"/>
+        </w:rPr>
+        <w:t>.</w:t>
+      </w:r>
+    </w:p>
     <w:p>
       <w:pPr>
         <w:pBdr>
